--- a/06-学生侧材料/讲义/_综合/分子轨道式相关真题小问总集.docx
+++ b/06-学生侧材料/讲义/_综合/分子轨道式相关真题小问总集.docx
@@ -5284,7 +5284,7 @@
     <ns0:name ns0:val="Verbatim Char"/>
     <ns0:basedOn ns0:val="BodyTextChar"/>
     <ns0:rPr>
-      <ns0:rFonts ns0:ascii="SimSun" ns0:hAnsi="SimSun" ns0:eastAsia="SimSun" ns0:cs="SimSun"/>
+      <ns0:rFonts ns0:ascii="SimSun" ns0:cs="SimSun" ns0:eastAsia="SimSun" ns0:hAnsi="SimSun"/>
       <ns0:b ns0:val="0"/>
       <ns0:sz ns0:val="20"/>
     </ns0:rPr>
@@ -5338,7 +5338,7 @@
       <w:wordWrap w:val="off"/>
     </w:pPr>
     <ns0:rPr>
-      <w:rFonts w:ascii="SimSun" w:hAnsi="SimSun" w:eastAsia="SimSun" w:cs="SimSun"/>
+      <w:rFonts ns0:ascii="SimSun" ns0:hAnsi="SimSun" ns0:eastAsia="SimSun" ns0:cs="SimSun"/>
     </ns0:rPr>
   </w:style>
   <w:style w:type="character" w:customStyle="1" w:styleId="KeywordTok">

--- a/06-学生侧材料/讲义/_综合/分子轨道式相关真题小问总集.docx
+++ b/06-学生侧材料/讲义/_综合/分子轨道式相关真题小问总集.docx
@@ -1231,7 +1231,7 @@
     </w:p>
     <w:bookmarkEnd w:id="13"/>
     <w:bookmarkEnd w:id="14"/>
-    <w:bookmarkStart w:id="17" w:name="第34届决赛第3题第1问"/>
+    <w:bookmarkStart w:id="17" w:name="第34届决赛第1题第3-1小问"/>
     <w:p>
       <w:pPr>
         <w:pStyle w:val="Heading2"/>
@@ -1265,7 +1265,7 @@
         <w:rPr>
           <w:rFonts w:hint="eastAsia" w:ascii="Times New Roman" w:hAnsi="Times New Roman" w:eastAsia="Times New Roman" w:cs="Times New Roman"/>
         </w:rPr>
-        <w:t>3</w:t>
+        <w:t>1</w:t>
       </w:r>
       <w:r>
         <w:rPr>
@@ -1277,13 +1277,13 @@
         <w:rPr>
           <w:rFonts w:hint="eastAsia" w:ascii="Times New Roman" w:hAnsi="Times New Roman" w:eastAsia="Times New Roman" w:cs="Times New Roman"/>
         </w:rPr>
-        <w:t>1</w:t>
+        <w:t>3-1</w:t>
       </w:r>
       <w:r>
         <w:rPr>
           <w:rFonts w:hint="eastAsia" w:ascii="Times New Roman" w:hAnsi="Times New Roman" w:eastAsia="SimHei" w:cs="Times New Roman"/>
         </w:rPr>
-        <w:t>问</w:t>
+        <w:t>小问</w:t>
       </w:r>
     </w:p>
     <w:bookmarkStart w:id="15" w:name="题目-2"/>

--- a/06-学生侧材料/讲义/_综合/分子轨道式相关真题小问总集.docx
+++ b/06-学生侧材料/讲义/_综合/分子轨道式相关真题小问总集.docx
@@ -2,48 +2,70 @@
 <file path=word/document.xml><?xml version="1.0" encoding="utf-8"?>
 <w:document xmlns:w="http://schemas.openxmlformats.org/wordprocessingml/2006/main" xmlns:m="http://schemas.openxmlformats.org/officeDocument/2006/math" xmlns:r="http://schemas.openxmlformats.org/officeDocument/2006/relationships" xmlns:o="urn:schemas-microsoft-com:office:office" xmlns:v="urn:schemas-microsoft-com:vml" xmlns:w10="urn:schemas-microsoft-com:office:word" xmlns:a="http://schemas.openxmlformats.org/drawingml/2006/main" xmlns:pic="http://schemas.openxmlformats.org/drawingml/2006/picture" xmlns:wp="http://schemas.openxmlformats.org/drawingml/2006/wordprocessingDrawing">
   <w:body>
-    <w:bookmarkStart w:id="24" w:name="分子轨道式相关真题小问总集题目答案"/>
     <w:p>
       <w:pPr>
-        <w:pStyle w:val="Heading1"/>
-        <w:spacing w:before="280" w:after="120"/>
-        <w:jc w:val="center"/>
-      </w:pPr>
-      <w:r>
-        <w:rPr>
-          <w:rFonts w:hint="eastAsia" w:ascii="Times New Roman" w:hAnsi="Times New Roman" w:eastAsia="SimHei" w:cs="Times New Roman"/>
-        </w:rPr>
-        <w:t>分子轨道式相关真题小问总集</w:t>
-      </w:r>
-      <w:r>
-        <w:rPr>
-          <w:rFonts w:hint="eastAsia" w:ascii="Times New Roman" w:hAnsi="Times New Roman" w:eastAsia="Times New Roman" w:cs="Times New Roman"/>
-        </w:rPr>
-        <w:t>（</w:t>
-      </w:r>
-      <w:r>
-        <w:rPr>
-          <w:rFonts w:hint="eastAsia" w:ascii="Times New Roman" w:hAnsi="Times New Roman" w:eastAsia="SimHei" w:cs="Times New Roman"/>
-        </w:rPr>
-        <w:t>题目</w:t>
-      </w:r>
-      <w:r>
-        <w:rPr>
-          <w:rFonts w:hint="eastAsia" w:ascii="Times New Roman" w:hAnsi="Times New Roman" w:eastAsia="Times New Roman" w:cs="Times New Roman"/>
-        </w:rPr>
-        <w:t>+</w:t>
-      </w:r>
-      <w:r>
-        <w:rPr>
-          <w:rFonts w:hint="eastAsia" w:ascii="Times New Roman" w:hAnsi="Times New Roman" w:eastAsia="SimHei" w:cs="Times New Roman"/>
-        </w:rPr>
-        <w:t>答案</w:t>
-      </w:r>
-      <w:r>
-        <w:rPr>
-          <w:rFonts w:hint="eastAsia" w:ascii="Times New Roman" w:hAnsi="Times New Roman" w:eastAsia="Times New Roman" w:cs="Times New Roman"/>
-        </w:rPr>
-        <w:t>）</w:t>
+        <w:pStyle w:val="FirstParagraph"/>
+        <w:ind w:firstLine="420"/>
+      </w:pPr>
+      <w:r>
+        <w:rPr>
+          <w:rFonts w:hint="eastAsia" w:ascii="Times New Roman" w:hAnsi="Times New Roman" w:eastAsia="FangSong" w:cs="Times New Roman"/>
+        </w:rPr>
+        <w:t>说明</w:t>
+      </w:r>
+      <w:r>
+        <w:rPr>
+          <w:rFonts w:hint="eastAsia" w:ascii="Times New Roman" w:hAnsi="Times New Roman" w:eastAsia="Times New Roman" w:cs="Times New Roman"/>
+        </w:rPr>
+        <w:t>：</w:t>
+      </w:r>
+      <w:r>
+        <w:rPr>
+          <w:rFonts w:hint="eastAsia" w:ascii="Times New Roman" w:hAnsi="Times New Roman" w:eastAsia="FangSong" w:cs="Times New Roman"/>
+        </w:rPr>
+        <w:t>本稿只保留和</w:t>
+      </w:r>
+      <w:r>
+        <w:rPr>
+          <w:rFonts w:hint="eastAsia" w:ascii="Times New Roman" w:hAnsi="Times New Roman" w:eastAsia="Times New Roman" w:cs="Times New Roman"/>
+        </w:rPr>
+        <w:t>“</w:t>
+      </w:r>
+      <w:r>
+        <w:rPr>
+          <w:rFonts w:hint="eastAsia" w:ascii="Times New Roman" w:hAnsi="Times New Roman" w:eastAsia="FangSong" w:cs="Times New Roman"/>
+        </w:rPr>
+        <w:t>分子轨道式</w:t>
+      </w:r>
+      <w:r>
+        <w:rPr>
+          <w:rFonts w:ascii="Times New Roman" w:hAnsi="Times New Roman" w:eastAsia="Times New Roman" w:cs="Times New Roman"/>
+        </w:rPr>
+        <w:t xml:space="preserve"> / </w:t>
+      </w:r>
+      <w:r>
+        <w:rPr>
+          <w:rFonts w:hint="eastAsia" w:ascii="Times New Roman" w:hAnsi="Times New Roman" w:eastAsia="FangSong" w:cs="Times New Roman"/>
+        </w:rPr>
+        <w:t>电子排布书写</w:t>
+      </w:r>
+      <w:r>
+        <w:rPr>
+          <w:rFonts w:hint="eastAsia" w:ascii="Times New Roman" w:hAnsi="Times New Roman" w:eastAsia="Times New Roman" w:cs="Times New Roman"/>
+        </w:rPr>
+        <w:t>”</w:t>
+      </w:r>
+      <w:r>
+        <w:rPr>
+          <w:rFonts w:hint="eastAsia" w:ascii="Times New Roman" w:hAnsi="Times New Roman" w:eastAsia="FangSong" w:cs="Times New Roman"/>
+        </w:rPr>
+        <w:t>直接相关的小问与答案</w:t>
+      </w:r>
+      <w:r>
+        <w:rPr>
+          <w:rFonts w:hint="eastAsia" w:ascii="Times New Roman" w:hAnsi="Times New Roman" w:eastAsia="Times New Roman" w:cs="Times New Roman"/>
+        </w:rPr>
+        <w:t>。</w:t>
       </w:r>
     </w:p>
     <w:bookmarkStart w:id="11" w:name="第28届初赛第6题第6-4-4小问"/>
@@ -56,7 +78,7 @@
         <w:rPr>
           <w:rFonts w:ascii="Times New Roman" w:hAnsi="Times New Roman" w:eastAsia="Times New Roman" w:cs="Times New Roman"/>
         </w:rPr>
-        <w:t xml:space="preserve">1. </w:t>
+        <w:t xml:space="preserve">§1 </w:t>
       </w:r>
       <w:r>
         <w:rPr>
@@ -117,6 +139,7 @@
     <w:p>
       <w:pPr>
         <w:pStyle w:val="FirstParagraph"/>
+        <w:ind w:firstLine="420"/>
       </w:pPr>
       <w:r>
         <w:rPr>
@@ -215,6 +238,7 @@
     <w:p>
       <w:pPr>
         <w:pStyle w:val="FirstParagraph"/>
+        <w:ind w:firstLine="420"/>
       </w:pPr>
       <w:r>
         <w:rPr>
@@ -340,7 +364,7 @@
         <w:rPr>
           <w:rFonts w:ascii="Times New Roman" w:hAnsi="Times New Roman" w:eastAsia="Times New Roman" w:cs="Times New Roman"/>
         </w:rPr>
-        <w:t xml:space="preserve">2. </w:t>
+        <w:t xml:space="preserve">§2 </w:t>
       </w:r>
       <w:r>
         <w:rPr>
@@ -401,6 +425,7 @@
     <w:p>
       <w:pPr>
         <w:pStyle w:val="FirstParagraph"/>
+        <w:ind w:firstLine="420"/>
       </w:pPr>
       <w:r>
         <w:rPr>
@@ -492,6 +517,7 @@
     <w:p>
       <w:pPr>
         <w:pStyle w:val="FirstParagraph"/>
+        <w:ind w:firstLine="420"/>
       </w:pPr>
       <w:r>
         <w:rPr>
@@ -509,6 +535,7 @@
     <w:p>
       <w:pPr>
         <w:pStyle w:val="BodyText"/>
+        <w:ind w:firstLine="420"/>
       </w:pPr>
       <w:r>
         <w:rPr>
@@ -842,6 +869,7 @@
     <w:p>
       <w:pPr>
         <w:pStyle w:val="FirstParagraph"/>
+        <w:ind w:firstLine="420"/>
       </w:pPr>
       <w:r>
         <w:rPr>
@@ -1148,6 +1176,7 @@
     <w:p>
       <w:pPr>
         <w:pStyle w:val="FirstParagraph"/>
+        <w:ind w:firstLine="420"/>
       </w:pPr>
       <w:r>
         <w:rPr>
@@ -1241,7 +1270,7 @@
         <w:rPr>
           <w:rFonts w:ascii="Times New Roman" w:hAnsi="Times New Roman" w:eastAsia="Times New Roman" w:cs="Times New Roman"/>
         </w:rPr>
-        <w:t xml:space="preserve">3. </w:t>
+        <w:t xml:space="preserve">§3 </w:t>
       </w:r>
       <w:r>
         <w:rPr>
@@ -1302,6 +1331,7 @@
     <w:p>
       <w:pPr>
         <w:pStyle w:val="FirstParagraph"/>
+        <w:ind w:firstLine="420"/>
       </w:pPr>
       <w:r>
         <w:rPr>
@@ -1463,10 +1493,12 @@
     </w:p>
     <w:p>
       <w:pPr>
+        <w:pStyle w:val="Compact"/>
         <w:numPr>
           <w:ilvl w:val="0"/>
           <w:numId w:val="1001"/>
         </w:numPr>
+        <w:ind w:firstLine="420"/>
       </w:pPr>
       <w:r>
         <w:rPr>
@@ -1514,11 +1546,8 @@
     </w:p>
     <w:p>
       <w:pPr>
-        <w:pStyle w:val="Compact"/>
-        <w:numPr>
-          <w:ilvl w:val="1"/>
-          <w:numId w:val="1002"/>
-        </w:numPr>
+        <w:pStyle w:val="FirstParagraph"/>
+        <w:ind w:firstLine="420"/>
       </w:pPr>
       <w:r>
         <w:rPr>
@@ -1821,11 +1850,8 @@
     </w:p>
     <w:p>
       <w:pPr>
-        <w:pStyle w:val="Compact"/>
-        <w:numPr>
-          <w:ilvl w:val="1"/>
-          <w:numId w:val="1002"/>
-        </w:numPr>
+        <w:pStyle w:val="BodyText"/>
+        <w:ind w:firstLine="420"/>
       </w:pPr>
       <m:oMath>
         <m:sSubSup>
@@ -1879,83 +1905,79 @@
     </w:p>
     <w:p>
       <w:pPr>
+        <w:pStyle w:val="BodyText"/>
+        <w:ind w:firstLine="420"/>
+      </w:pPr>
+      <w:r>
+        <w:rPr>
+          <w:rFonts w:hint="eastAsia" w:ascii="Times New Roman" w:hAnsi="Times New Roman" w:eastAsia="FangSong" w:cs="Times New Roman"/>
+        </w:rPr>
+        <w:t xml:space="preserve">自旋多重度</w:t>
+      </w:r>
+      <w:r>
+        <w:rPr>
+          <w:rFonts w:ascii="Times New Roman" w:hAnsi="Times New Roman" w:eastAsia="Times New Roman" w:cs="Times New Roman"/>
+        </w:rPr>
+        <w:t xml:space="preserve"> = 3</w:t>
+      </w:r>
+    </w:p>
+    <w:p>
+      <w:pPr>
         <w:pStyle w:val="Compact"/>
         <w:numPr>
-          <w:ilvl w:val="1"/>
+          <w:ilvl w:val="0"/>
           <w:numId w:val="1002"/>
         </w:numPr>
-      </w:pPr>
-      <w:r>
-        <w:rPr>
-          <w:rFonts w:hint="eastAsia" w:ascii="Times New Roman" w:hAnsi="Times New Roman" w:eastAsia="FangSong" w:cs="Times New Roman"/>
-        </w:rPr>
-        <w:t xml:space="preserve">自旋多重度</w:t>
-      </w:r>
-      <w:r>
-        <w:rPr>
-          <w:rFonts w:ascii="Times New Roman" w:hAnsi="Times New Roman" w:eastAsia="Times New Roman" w:cs="Times New Roman"/>
-        </w:rPr>
-        <w:t xml:space="preserve"> = 3</w:t>
+        <w:ind w:firstLine="420"/>
+      </w:pPr>
+      <w:r>
+        <w:rPr>
+          <w:rFonts w:hint="eastAsia" w:ascii="Times New Roman" w:hAnsi="Times New Roman" w:eastAsia="FangSong" w:cs="Times New Roman"/>
+        </w:rPr>
+        <w:t xml:space="preserve">单线态</w:t>
+      </w:r>
+      <w:r>
+        <w:rPr>
+          <w:rFonts w:ascii="Times New Roman" w:hAnsi="Times New Roman" w:eastAsia="Times New Roman" w:cs="Times New Roman"/>
+        </w:rPr>
+        <w:t xml:space="preserve"> </w:t>
+      </w:r>
+      <w:r>
+        <w:rPr>
+          <w:rFonts w:hint="eastAsia" w:ascii="Times New Roman" w:hAnsi="Times New Roman" w:eastAsia="Times New Roman" w:cs="Times New Roman"/>
+        </w:rPr>
+        <w:t>O</w:t>
+      </w:r>
+      <w:r>
+        <w:rPr>
+          <w:rFonts w:hint="eastAsia" w:ascii="Times New Roman" w:hAnsi="Times New Roman" w:eastAsia="Times New Roman" w:cs="Times New Roman"/>
+          <w:vertAlign w:val="subscript"/>
+        </w:rPr>
+        <w:t>2</w:t>
+      </w:r>
+      <w:r>
+        <w:rPr>
+          <w:rFonts w:hint="eastAsia" w:ascii="Times New Roman" w:hAnsi="Times New Roman" w:eastAsia="Times New Roman" w:cs="Times New Roman"/>
+        </w:rPr>
+        <w:t>（</w:t>
+      </w:r>
+      <w:r>
+        <w:rPr>
+          <w:rFonts w:hint="eastAsia" w:ascii="Times New Roman" w:hAnsi="Times New Roman" w:eastAsia="FangSong" w:cs="Times New Roman"/>
+        </w:rPr>
+        <w:t>激发态</w:t>
+      </w:r>
+      <w:r>
+        <w:rPr>
+          <w:rFonts w:hint="eastAsia" w:ascii="Times New Roman" w:hAnsi="Times New Roman" w:eastAsia="Times New Roman" w:cs="Times New Roman"/>
+        </w:rPr>
+        <w:t>）：</w:t>
       </w:r>
     </w:p>
     <w:p>
       <w:pPr>
-        <w:numPr>
-          <w:ilvl w:val="0"/>
-          <w:numId w:val="1001"/>
-        </w:numPr>
-      </w:pPr>
-      <w:r>
-        <w:rPr>
-          <w:rFonts w:hint="eastAsia" w:ascii="Times New Roman" w:hAnsi="Times New Roman" w:eastAsia="FangSong" w:cs="Times New Roman"/>
-        </w:rPr>
-        <w:t xml:space="preserve">单线态</w:t>
-      </w:r>
-      <w:r>
-        <w:rPr>
-          <w:rFonts w:ascii="Times New Roman" w:hAnsi="Times New Roman" w:eastAsia="Times New Roman" w:cs="Times New Roman"/>
-        </w:rPr>
-        <w:t xml:space="preserve"> </w:t>
-      </w:r>
-      <w:r>
-        <w:rPr>
-          <w:rFonts w:hint="eastAsia" w:ascii="Times New Roman" w:hAnsi="Times New Roman" w:eastAsia="Times New Roman" w:cs="Times New Roman"/>
-        </w:rPr>
-        <w:t>O</w:t>
-      </w:r>
-      <w:r>
-        <w:rPr>
-          <w:rFonts w:hint="eastAsia" w:ascii="Times New Roman" w:hAnsi="Times New Roman" w:eastAsia="Times New Roman" w:cs="Times New Roman"/>
-          <w:vertAlign w:val="subscript"/>
-        </w:rPr>
-        <w:t>2</w:t>
-      </w:r>
-      <w:r>
-        <w:rPr>
-          <w:rFonts w:hint="eastAsia" w:ascii="Times New Roman" w:hAnsi="Times New Roman" w:eastAsia="Times New Roman" w:cs="Times New Roman"/>
-        </w:rPr>
-        <w:t>（</w:t>
-      </w:r>
-      <w:r>
-        <w:rPr>
-          <w:rFonts w:hint="eastAsia" w:ascii="Times New Roman" w:hAnsi="Times New Roman" w:eastAsia="FangSong" w:cs="Times New Roman"/>
-        </w:rPr>
-        <w:t>激发态</w:t>
-      </w:r>
-      <w:r>
-        <w:rPr>
-          <w:rFonts w:hint="eastAsia" w:ascii="Times New Roman" w:hAnsi="Times New Roman" w:eastAsia="Times New Roman" w:cs="Times New Roman"/>
-        </w:rPr>
-        <w:t>）：</w:t>
-      </w:r>
-    </w:p>
-    <w:p>
-      <w:pPr>
-        <w:pStyle w:val="Compact"/>
-        <w:numPr>
-          <w:ilvl w:val="1"/>
-          <w:numId w:val="1003"/>
-        </w:numPr>
+        <w:pStyle w:val="FirstParagraph"/>
+        <w:ind w:firstLine="420"/>
       </w:pPr>
       <w:r>
         <w:rPr>
@@ -2258,11 +2280,8 @@
     </w:p>
     <w:p>
       <w:pPr>
-        <w:pStyle w:val="Compact"/>
-        <w:numPr>
-          <w:ilvl w:val="1"/>
-          <w:numId w:val="1003"/>
-        </w:numPr>
+        <w:pStyle w:val="BodyText"/>
+        <w:ind w:firstLine="420"/>
       </w:pPr>
       <m:oMath>
         <m:sSubSup>
@@ -2316,78 +2335,74 @@
     </w:p>
     <w:p>
       <w:pPr>
+        <w:pStyle w:val="BodyText"/>
+        <w:ind w:firstLine="420"/>
+      </w:pPr>
+      <w:r>
+        <w:rPr>
+          <w:rFonts w:hint="eastAsia" w:ascii="Times New Roman" w:hAnsi="Times New Roman" w:eastAsia="FangSong" w:cs="Times New Roman"/>
+        </w:rPr>
+        <w:t xml:space="preserve">自旋多重度</w:t>
+      </w:r>
+      <w:r>
+        <w:rPr>
+          <w:rFonts w:ascii="Times New Roman" w:hAnsi="Times New Roman" w:eastAsia="Times New Roman" w:cs="Times New Roman"/>
+        </w:rPr>
+        <w:t xml:space="preserve"> = 1</w:t>
+      </w:r>
+    </w:p>
+    <w:p>
+      <w:pPr>
         <w:pStyle w:val="Compact"/>
         <w:numPr>
-          <w:ilvl w:val="1"/>
+          <w:ilvl w:val="0"/>
           <w:numId w:val="1003"/>
         </w:numPr>
-      </w:pPr>
-      <w:r>
-        <w:rPr>
-          <w:rFonts w:hint="eastAsia" w:ascii="Times New Roman" w:hAnsi="Times New Roman" w:eastAsia="FangSong" w:cs="Times New Roman"/>
-        </w:rPr>
-        <w:t xml:space="preserve">自旋多重度</w:t>
-      </w:r>
-      <w:r>
-        <w:rPr>
-          <w:rFonts w:ascii="Times New Roman" w:hAnsi="Times New Roman" w:eastAsia="Times New Roman" w:cs="Times New Roman"/>
-        </w:rPr>
-        <w:t xml:space="preserve"> = 1</w:t>
+        <w:ind w:firstLine="420"/>
+      </w:pPr>
+      <w:r>
+        <w:rPr>
+          <w:rFonts w:ascii="Times New Roman" w:hAnsi="Times New Roman" w:eastAsia="Times New Roman" w:cs="Times New Roman"/>
+        </w:rPr>
+        <w:t>O</w:t>
+      </w:r>
+      <w:r>
+        <w:rPr>
+          <w:rFonts w:ascii="Times New Roman" w:hAnsi="Times New Roman" w:eastAsia="Times New Roman" w:cs="Times New Roman"/>
+          <w:vertAlign w:val="subscript"/>
+        </w:rPr>
+        <w:t>2</w:t>
+      </w:r>
+      <w:r>
+        <w:rPr>
+          <w:rFonts w:ascii="Times New Roman" w:hAnsi="Times New Roman" w:eastAsia="Times New Roman" w:cs="Times New Roman"/>
+          <w:vertAlign w:val="superscript"/>
+        </w:rPr>
+        <w:t>-</w:t>
+      </w:r>
+      <w:r>
+        <w:rPr>
+          <w:rFonts w:ascii="Times New Roman" w:hAnsi="Times New Roman" w:eastAsia="Times New Roman" w:cs="Times New Roman"/>
+        </w:rPr>
+        <w:t xml:space="preserve"> </w:t>
+      </w:r>
+      <w:r>
+        <w:rPr>
+          <w:rFonts w:hint="eastAsia" w:ascii="Times New Roman" w:hAnsi="Times New Roman" w:eastAsia="FangSong" w:cs="Times New Roman"/>
+        </w:rPr>
+        <w:t>激发态</w:t>
+      </w:r>
+      <w:r>
+        <w:rPr>
+          <w:rFonts w:hint="eastAsia" w:ascii="Times New Roman" w:hAnsi="Times New Roman" w:eastAsia="Times New Roman" w:cs="Times New Roman"/>
+        </w:rPr>
+        <w:t>：</w:t>
       </w:r>
     </w:p>
     <w:p>
       <w:pPr>
-        <w:numPr>
-          <w:ilvl w:val="0"/>
-          <w:numId w:val="1001"/>
-        </w:numPr>
-      </w:pPr>
-      <w:r>
-        <w:rPr>
-          <w:rFonts w:ascii="Times New Roman" w:hAnsi="Times New Roman" w:eastAsia="Times New Roman" w:cs="Times New Roman"/>
-        </w:rPr>
-        <w:t>O</w:t>
-      </w:r>
-      <w:r>
-        <w:rPr>
-          <w:rFonts w:ascii="Times New Roman" w:hAnsi="Times New Roman" w:eastAsia="Times New Roman" w:cs="Times New Roman"/>
-          <w:vertAlign w:val="subscript"/>
-        </w:rPr>
-        <w:t>2</w:t>
-      </w:r>
-      <w:r>
-        <w:rPr>
-          <w:rFonts w:ascii="Times New Roman" w:hAnsi="Times New Roman" w:eastAsia="Times New Roman" w:cs="Times New Roman"/>
-          <w:vertAlign w:val="superscript"/>
-        </w:rPr>
-        <w:t>-</w:t>
-      </w:r>
-      <w:r>
-        <w:rPr>
-          <w:rFonts w:ascii="Times New Roman" w:hAnsi="Times New Roman" w:eastAsia="Times New Roman" w:cs="Times New Roman"/>
-        </w:rPr>
-        <w:t xml:space="preserve"> </w:t>
-      </w:r>
-      <w:r>
-        <w:rPr>
-          <w:rFonts w:hint="eastAsia" w:ascii="Times New Roman" w:hAnsi="Times New Roman" w:eastAsia="FangSong" w:cs="Times New Roman"/>
-        </w:rPr>
-        <w:t>激发态</w:t>
-      </w:r>
-      <w:r>
-        <w:rPr>
-          <w:rFonts w:hint="eastAsia" w:ascii="Times New Roman" w:hAnsi="Times New Roman" w:eastAsia="Times New Roman" w:cs="Times New Roman"/>
-        </w:rPr>
-        <w:t>：</w:t>
-      </w:r>
-    </w:p>
-    <w:p>
-      <w:pPr>
-        <w:pStyle w:val="Compact"/>
-        <w:numPr>
-          <w:ilvl w:val="1"/>
-          <w:numId w:val="1004"/>
-        </w:numPr>
+        <w:pStyle w:val="FirstParagraph"/>
+        <w:ind w:firstLine="420"/>
       </w:pPr>
       <w:r>
         <w:rPr>
@@ -2690,11 +2705,8 @@
     </w:p>
     <w:p>
       <w:pPr>
-        <w:pStyle w:val="Compact"/>
-        <w:numPr>
-          <w:ilvl w:val="1"/>
-          <w:numId w:val="1004"/>
-        </w:numPr>
+        <w:pStyle w:val="BodyText"/>
+        <w:ind w:firstLine="420"/>
       </w:pPr>
       <w:r>
         <w:rPr>
@@ -2748,10 +2760,12 @@
     </w:p>
     <w:p>
       <w:pPr>
+        <w:pStyle w:val="Compact"/>
         <w:numPr>
           <w:ilvl w:val="0"/>
-          <w:numId w:val="1001"/>
+          <w:numId w:val="1004"/>
         </w:numPr>
+        <w:ind w:firstLine="420"/>
       </w:pPr>
       <w:r>
         <w:rPr>
@@ -2768,11 +2782,8 @@
     </w:p>
     <w:p>
       <w:pPr>
-        <w:pStyle w:val="Compact"/>
-        <w:numPr>
-          <w:ilvl w:val="1"/>
-          <w:numId w:val="1005"/>
-        </w:numPr>
+        <w:pStyle w:val="FirstParagraph"/>
+        <w:ind w:firstLine="420"/>
       </w:pPr>
       <w:r>
         <w:rPr>
@@ -2845,11 +2856,8 @@
     </w:p>
     <w:p>
       <w:pPr>
-        <w:pStyle w:val="Compact"/>
-        <w:numPr>
-          <w:ilvl w:val="1"/>
-          <w:numId w:val="1005"/>
-        </w:numPr>
+        <w:pStyle w:val="BodyText"/>
+        <w:ind w:firstLine="420"/>
       </w:pPr>
       <w:r>
         <w:rPr>
@@ -2882,7 +2890,7 @@
         <w:rPr>
           <w:rFonts w:ascii="Times New Roman" w:hAnsi="Times New Roman" w:eastAsia="Times New Roman" w:cs="Times New Roman"/>
         </w:rPr>
-        <w:t xml:space="preserve">4. </w:t>
+        <w:t xml:space="preserve">§4 </w:t>
       </w:r>
       <w:r>
         <w:rPr>
@@ -2943,6 +2951,7 @@
     <w:p>
       <w:pPr>
         <w:pStyle w:val="FirstParagraph"/>
+        <w:ind w:firstLine="420"/>
       </w:pPr>
       <w:r>
         <w:rPr>
@@ -3060,6 +3069,7 @@
     <w:p>
       <w:pPr>
         <w:pStyle w:val="FirstParagraph"/>
+        <w:ind w:firstLine="420"/>
       </w:pPr>
       <w:r>
         <w:rPr>
@@ -3239,6 +3249,7 @@
     <w:p>
       <w:pPr>
         <w:pStyle w:val="BodyText"/>
+        <w:ind w:firstLine="420"/>
       </w:pPr>
       <w:r>
         <w:rPr>
@@ -3562,6 +3573,7 @@
     <w:p>
       <w:pPr>
         <w:pStyle w:val="BodyText"/>
+        <w:ind w:firstLine="420"/>
       </w:pPr>
       <w:r>
         <w:rPr>
@@ -3632,7 +3644,7 @@
         <w:rPr>
           <w:rFonts w:ascii="Times New Roman" w:hAnsi="Times New Roman" w:eastAsia="Times New Roman" w:cs="Times New Roman"/>
         </w:rPr>
-        <w:t xml:space="preserve">5. </w:t>
+        <w:t xml:space="preserve">§5 </w:t>
       </w:r>
       <w:r>
         <w:rPr>
@@ -3693,6 +3705,7 @@
     <w:p>
       <w:pPr>
         <w:pStyle w:val="FirstParagraph"/>
+        <w:ind w:firstLine="420"/>
       </w:pPr>
       <w:r>
         <w:rPr>
@@ -3785,6 +3798,7 @@
     <w:p>
       <w:pPr>
         <w:pStyle w:val="FirstParagraph"/>
+        <w:ind w:firstLine="420"/>
       </w:pPr>
       <w:r>
         <w:rPr>
@@ -3850,6 +3864,7 @@
     <w:p>
       <w:pPr>
         <w:pStyle w:val="BodyText"/>
+        <w:ind w:firstLine="420"/>
       </w:pPr>
       <w:r>
         <w:rPr>
@@ -3890,11 +3905,8 @@
     </w:p>
     <w:p>
       <w:pPr>
-        <w:pStyle w:val="Compact"/>
-        <w:numPr>
-          <w:ilvl w:val="0"/>
-          <w:numId w:val="1006"/>
-        </w:numPr>
+        <w:pStyle w:val="BodyText"/>
+        <w:ind w:firstLine="420"/>
       </w:pPr>
       <w:r>
         <w:rPr>
@@ -3953,11 +3965,8 @@
     </w:p>
     <w:p>
       <w:pPr>
-        <w:pStyle w:val="Compact"/>
-        <w:numPr>
-          <w:ilvl w:val="0"/>
-          <w:numId w:val="1006"/>
-        </w:numPr>
+        <w:pStyle w:val="BodyText"/>
+        <w:ind w:firstLine="420"/>
       </w:pPr>
       <w:r>
         <w:rPr>
@@ -4010,11 +4019,8 @@
     </w:p>
     <w:p>
       <w:pPr>
-        <w:pStyle w:val="Compact"/>
-        <w:numPr>
-          <w:ilvl w:val="0"/>
-          <w:numId w:val="1006"/>
-        </w:numPr>
+        <w:pStyle w:val="BodyText"/>
+        <w:ind w:firstLine="420"/>
       </w:pPr>
       <w:r>
         <w:rPr>
@@ -4061,7 +4067,8 @@
     </w:p>
     <w:p>
       <w:pPr>
-        <w:pStyle w:val="FirstParagraph"/>
+        <w:pStyle w:val="BodyText"/>
+        <w:ind w:firstLine="420"/>
       </w:pPr>
       <w:r>
         <w:rPr>
@@ -4090,11 +4097,8 @@
     </w:p>
     <w:p>
       <w:pPr>
-        <w:pStyle w:val="Compact"/>
-        <w:numPr>
-          <w:ilvl w:val="0"/>
-          <w:numId w:val="1007"/>
-        </w:numPr>
+        <w:pStyle w:val="BodyText"/>
+        <w:ind w:firstLine="420"/>
       </w:pPr>
       <w:r>
         <w:rPr>
@@ -4118,11 +4122,8 @@
     </w:p>
     <w:p>
       <w:pPr>
-        <w:pStyle w:val="Compact"/>
-        <w:numPr>
-          <w:ilvl w:val="0"/>
-          <w:numId w:val="1007"/>
-        </w:numPr>
+        <w:pStyle w:val="BodyText"/>
+        <w:ind w:firstLine="420"/>
       </w:pPr>
       <w:r>
         <w:rPr>
@@ -4146,11 +4147,8 @@
     </w:p>
     <w:p>
       <w:pPr>
-        <w:pStyle w:val="Compact"/>
-        <w:numPr>
-          <w:ilvl w:val="0"/>
-          <w:numId w:val="1007"/>
-        </w:numPr>
+        <w:pStyle w:val="BodyText"/>
+        <w:ind w:firstLine="420"/>
       </w:pPr>
       <w:r>
         <w:rPr>
@@ -4174,7 +4172,8 @@
     </w:p>
     <w:p>
       <w:pPr>
-        <w:pStyle w:val="FirstParagraph"/>
+        <w:pStyle w:val="BodyText"/>
+        <w:ind w:firstLine="420"/>
       </w:pPr>
       <w:r>
         <w:rPr>
@@ -4215,7 +4214,6 @@
     </w:p>
     <w:bookmarkEnd w:id="22"/>
     <w:bookmarkEnd w:id="23"/>
-    <w:bookmarkEnd w:id="24"/>
     <w:sectPr>
       <w:footerReference w:type="default" r:id="rId9"/>
       <w:footnotePr>
@@ -4449,107 +4447,259 @@
       </w:pPr>
     </w:lvl>
   </w:abstractNum>
-  <w:abstractNum w:abstractNumId="991">
-    <w:nsid w:val="0000A991"/>
+  <w:abstractNum w:abstractNumId="99412">
+    <w:nsid w:val="00A99412"/>
     <w:multiLevelType w:val="multilevel"/>
     <w:lvl w:ilvl="0">
-      <w:numFmt w:val="bullet"/>
-      <w:lvlText w:val=""/>
+      <w:start w:val="2"/>
+      <w:numFmt w:val="decimal"/>
+      <w:lvlText w:val="%1."/>
       <w:lvlJc w:val="left"/>
       <w:pPr>
         <w:ind w:left="720" w:hanging="360"/>
       </w:pPr>
-      <w:rPr>
-        <w:rFonts w:ascii="Symbol" w:hAnsi="Symbol" w:cs="Symbol" w:hint="default"/>
-      </w:rPr>
     </w:lvl>
     <w:lvl w:ilvl="1">
-      <w:numFmt w:val="bullet"/>
-      <w:lvlText w:val="o"/>
+      <w:start w:val="2"/>
+      <w:numFmt w:val="decimal"/>
+      <w:lvlText w:val="%2."/>
       <w:lvlJc w:val="left"/>
       <w:pPr>
         <w:ind w:left="1440" w:hanging="360"/>
       </w:pPr>
-      <w:rPr>
-        <w:rFonts w:ascii="Courier New" w:hAnsi="Courier New" w:cs="Courier New" w:hint="default"/>
-      </w:rPr>
     </w:lvl>
     <w:lvl w:ilvl="2">
-      <w:numFmt w:val="bullet"/>
-      <w:lvlText w:val=""/>
+      <w:start w:val="2"/>
+      <w:numFmt w:val="decimal"/>
+      <w:lvlText w:val="%3."/>
       <w:lvlJc w:val="left"/>
       <w:pPr>
         <w:ind w:left="2160" w:hanging="360"/>
       </w:pPr>
-      <w:rPr>
-        <w:rFonts w:ascii="Wingdings" w:hAnsi="Wingdings" w:cs="Wingdings" w:hint="default"/>
-      </w:rPr>
     </w:lvl>
     <w:lvl w:ilvl="3">
-      <w:numFmt w:val="bullet"/>
-      <w:lvlText w:val=""/>
+      <w:start w:val="2"/>
+      <w:numFmt w:val="decimal"/>
+      <w:lvlText w:val="%4."/>
       <w:lvlJc w:val="left"/>
       <w:pPr>
         <w:ind w:left="2880" w:hanging="360"/>
       </w:pPr>
-      <w:rPr>
-        <w:rFonts w:ascii="Symbol" w:hAnsi="Symbol" w:cs="Symbol" w:hint="default"/>
-      </w:rPr>
     </w:lvl>
     <w:lvl w:ilvl="4">
-      <w:numFmt w:val="bullet"/>
-      <w:lvlText w:val="o"/>
+      <w:start w:val="2"/>
+      <w:numFmt w:val="decimal"/>
+      <w:lvlText w:val="%5."/>
       <w:lvlJc w:val="left"/>
       <w:pPr>
         <w:ind w:left="3600" w:hanging="360"/>
       </w:pPr>
-      <w:rPr>
-        <w:rFonts w:ascii="Courier New" w:hAnsi="Courier New" w:cs="Courier New" w:hint="default"/>
-      </w:rPr>
     </w:lvl>
     <w:lvl w:ilvl="5">
-      <w:numFmt w:val="bullet"/>
-      <w:lvlText w:val=""/>
+      <w:start w:val="2"/>
+      <w:numFmt w:val="decimal"/>
+      <w:lvlText w:val="%6."/>
       <w:lvlJc w:val="left"/>
       <w:pPr>
         <w:ind w:left="4320" w:hanging="360"/>
       </w:pPr>
-      <w:rPr>
-        <w:rFonts w:ascii="Wingdings" w:hAnsi="Wingdings" w:cs="Wingdings" w:hint="default"/>
-      </w:rPr>
     </w:lvl>
     <w:lvl w:ilvl="6">
-      <w:numFmt w:val="bullet"/>
-      <w:lvlText w:val=""/>
+      <w:start w:val="2"/>
+      <w:numFmt w:val="decimal"/>
+      <w:lvlText w:val="%7."/>
       <w:lvlJc w:val="left"/>
       <w:pPr>
         <w:ind w:left="5040" w:hanging="360"/>
       </w:pPr>
-      <w:rPr>
-        <w:rFonts w:ascii="Symbol" w:hAnsi="Symbol" w:cs="Symbol" w:hint="default"/>
-      </w:rPr>
     </w:lvl>
     <w:lvl w:ilvl="7">
-      <w:numFmt w:val="bullet"/>
-      <w:lvlText w:val="o"/>
+      <w:start w:val="2"/>
+      <w:numFmt w:val="decimal"/>
+      <w:lvlText w:val="%8."/>
       <w:lvlJc w:val="left"/>
       <w:pPr>
         <w:ind w:left="5760" w:hanging="360"/>
       </w:pPr>
-      <w:rPr>
-        <w:rFonts w:ascii="Courier New" w:hAnsi="Courier New" w:cs="Courier New" w:hint="default"/>
-      </w:rPr>
     </w:lvl>
     <w:lvl w:ilvl="8">
-      <w:numFmt w:val="bullet"/>
-      <w:lvlText w:val=""/>
+      <w:start w:val="2"/>
+      <w:numFmt w:val="decimal"/>
+      <w:lvlText w:val="%9."/>
       <w:lvlJc w:val="left"/>
       <w:pPr>
         <w:ind w:left="6480" w:hanging="360"/>
       </w:pPr>
-      <w:rPr>
-        <w:rFonts w:ascii="Wingdings" w:hAnsi="Wingdings" w:cs="Wingdings" w:hint="default"/>
-      </w:rPr>
+    </w:lvl>
+  </w:abstractNum>
+  <w:abstractNum w:abstractNumId="99413">
+    <w:nsid w:val="00A99413"/>
+    <w:multiLevelType w:val="multilevel"/>
+    <w:lvl w:ilvl="0">
+      <w:start w:val="3"/>
+      <w:numFmt w:val="decimal"/>
+      <w:lvlText w:val="%1."/>
+      <w:lvlJc w:val="left"/>
+      <w:pPr>
+        <w:ind w:left="720" w:hanging="360"/>
+      </w:pPr>
+    </w:lvl>
+    <w:lvl w:ilvl="1">
+      <w:start w:val="3"/>
+      <w:numFmt w:val="decimal"/>
+      <w:lvlText w:val="%2."/>
+      <w:lvlJc w:val="left"/>
+      <w:pPr>
+        <w:ind w:left="1440" w:hanging="360"/>
+      </w:pPr>
+    </w:lvl>
+    <w:lvl w:ilvl="2">
+      <w:start w:val="3"/>
+      <w:numFmt w:val="decimal"/>
+      <w:lvlText w:val="%3."/>
+      <w:lvlJc w:val="left"/>
+      <w:pPr>
+        <w:ind w:left="2160" w:hanging="360"/>
+      </w:pPr>
+    </w:lvl>
+    <w:lvl w:ilvl="3">
+      <w:start w:val="3"/>
+      <w:numFmt w:val="decimal"/>
+      <w:lvlText w:val="%4."/>
+      <w:lvlJc w:val="left"/>
+      <w:pPr>
+        <w:ind w:left="2880" w:hanging="360"/>
+      </w:pPr>
+    </w:lvl>
+    <w:lvl w:ilvl="4">
+      <w:start w:val="3"/>
+      <w:numFmt w:val="decimal"/>
+      <w:lvlText w:val="%5."/>
+      <w:lvlJc w:val="left"/>
+      <w:pPr>
+        <w:ind w:left="3600" w:hanging="360"/>
+      </w:pPr>
+    </w:lvl>
+    <w:lvl w:ilvl="5">
+      <w:start w:val="3"/>
+      <w:numFmt w:val="decimal"/>
+      <w:lvlText w:val="%6."/>
+      <w:lvlJc w:val="left"/>
+      <w:pPr>
+        <w:ind w:left="4320" w:hanging="360"/>
+      </w:pPr>
+    </w:lvl>
+    <w:lvl w:ilvl="6">
+      <w:start w:val="3"/>
+      <w:numFmt w:val="decimal"/>
+      <w:lvlText w:val="%7."/>
+      <w:lvlJc w:val="left"/>
+      <w:pPr>
+        <w:ind w:left="5040" w:hanging="360"/>
+      </w:pPr>
+    </w:lvl>
+    <w:lvl w:ilvl="7">
+      <w:start w:val="3"/>
+      <w:numFmt w:val="decimal"/>
+      <w:lvlText w:val="%8."/>
+      <w:lvlJc w:val="left"/>
+      <w:pPr>
+        <w:ind w:left="5760" w:hanging="360"/>
+      </w:pPr>
+    </w:lvl>
+    <w:lvl w:ilvl="8">
+      <w:start w:val="3"/>
+      <w:numFmt w:val="decimal"/>
+      <w:lvlText w:val="%9."/>
+      <w:lvlJc w:val="left"/>
+      <w:pPr>
+        <w:ind w:left="6480" w:hanging="360"/>
+      </w:pPr>
+    </w:lvl>
+  </w:abstractNum>
+  <w:abstractNum w:abstractNumId="99414">
+    <w:nsid w:val="00A99414"/>
+    <w:multiLevelType w:val="multilevel"/>
+    <w:lvl w:ilvl="0">
+      <w:start w:val="4"/>
+      <w:numFmt w:val="decimal"/>
+      <w:lvlText w:val="%1."/>
+      <w:lvlJc w:val="left"/>
+      <w:pPr>
+        <w:ind w:left="720" w:hanging="360"/>
+      </w:pPr>
+    </w:lvl>
+    <w:lvl w:ilvl="1">
+      <w:start w:val="4"/>
+      <w:numFmt w:val="decimal"/>
+      <w:lvlText w:val="%2."/>
+      <w:lvlJc w:val="left"/>
+      <w:pPr>
+        <w:ind w:left="1440" w:hanging="360"/>
+      </w:pPr>
+    </w:lvl>
+    <w:lvl w:ilvl="2">
+      <w:start w:val="4"/>
+      <w:numFmt w:val="decimal"/>
+      <w:lvlText w:val="%3."/>
+      <w:lvlJc w:val="left"/>
+      <w:pPr>
+        <w:ind w:left="2160" w:hanging="360"/>
+      </w:pPr>
+    </w:lvl>
+    <w:lvl w:ilvl="3">
+      <w:start w:val="4"/>
+      <w:numFmt w:val="decimal"/>
+      <w:lvlText w:val="%4."/>
+      <w:lvlJc w:val="left"/>
+      <w:pPr>
+        <w:ind w:left="2880" w:hanging="360"/>
+      </w:pPr>
+    </w:lvl>
+    <w:lvl w:ilvl="4">
+      <w:start w:val="4"/>
+      <w:numFmt w:val="decimal"/>
+      <w:lvlText w:val="%5."/>
+      <w:lvlJc w:val="left"/>
+      <w:pPr>
+        <w:ind w:left="3600" w:hanging="360"/>
+      </w:pPr>
+    </w:lvl>
+    <w:lvl w:ilvl="5">
+      <w:start w:val="4"/>
+      <w:numFmt w:val="decimal"/>
+      <w:lvlText w:val="%6."/>
+      <w:lvlJc w:val="left"/>
+      <w:pPr>
+        <w:ind w:left="4320" w:hanging="360"/>
+      </w:pPr>
+    </w:lvl>
+    <w:lvl w:ilvl="6">
+      <w:start w:val="4"/>
+      <w:numFmt w:val="decimal"/>
+      <w:lvlText w:val="%7."/>
+      <w:lvlJc w:val="left"/>
+      <w:pPr>
+        <w:ind w:left="5040" w:hanging="360"/>
+      </w:pPr>
+    </w:lvl>
+    <w:lvl w:ilvl="7">
+      <w:start w:val="4"/>
+      <w:numFmt w:val="decimal"/>
+      <w:lvlText w:val="%8."/>
+      <w:lvlJc w:val="left"/>
+      <w:pPr>
+        <w:ind w:left="5760" w:hanging="360"/>
+      </w:pPr>
+    </w:lvl>
+    <w:lvl w:ilvl="8">
+      <w:start w:val="4"/>
+      <w:numFmt w:val="decimal"/>
+      <w:lvlText w:val="%9."/>
+      <w:lvlJc w:val="left"/>
+      <w:pPr>
+        <w:ind w:left="6480" w:hanging="360"/>
+      </w:pPr>
     </w:lvl>
   </w:abstractNum>
   <w:num w:numId="1000">
@@ -4586,22 +4736,94 @@
     </w:lvlOverride>
   </w:num>
   <w:num w:numId="1002">
-    <w:abstractNumId w:val="991"/>
+    <w:abstractNumId w:val="99412"/>
+    <w:lvlOverride w:ilvl="0">
+      <w:startOverride w:val="2"/>
+    </w:lvlOverride>
+    <w:lvlOverride w:ilvl="1">
+      <w:startOverride w:val="2"/>
+    </w:lvlOverride>
+    <w:lvlOverride w:ilvl="2">
+      <w:startOverride w:val="2"/>
+    </w:lvlOverride>
+    <w:lvlOverride w:ilvl="3">
+      <w:startOverride w:val="2"/>
+    </w:lvlOverride>
+    <w:lvlOverride w:ilvl="4">
+      <w:startOverride w:val="2"/>
+    </w:lvlOverride>
+    <w:lvlOverride w:ilvl="5">
+      <w:startOverride w:val="2"/>
+    </w:lvlOverride>
+    <w:lvlOverride w:ilvl="6">
+      <w:startOverride w:val="2"/>
+    </w:lvlOverride>
+    <w:lvlOverride w:ilvl="7">
+      <w:startOverride w:val="2"/>
+    </w:lvlOverride>
+    <w:lvlOverride w:ilvl="8">
+      <w:startOverride w:val="2"/>
+    </w:lvlOverride>
   </w:num>
   <w:num w:numId="1003">
-    <w:abstractNumId w:val="991"/>
+    <w:abstractNumId w:val="99413"/>
+    <w:lvlOverride w:ilvl="0">
+      <w:startOverride w:val="3"/>
+    </w:lvlOverride>
+    <w:lvlOverride w:ilvl="1">
+      <w:startOverride w:val="3"/>
+    </w:lvlOverride>
+    <w:lvlOverride w:ilvl="2">
+      <w:startOverride w:val="3"/>
+    </w:lvlOverride>
+    <w:lvlOverride w:ilvl="3">
+      <w:startOverride w:val="3"/>
+    </w:lvlOverride>
+    <w:lvlOverride w:ilvl="4">
+      <w:startOverride w:val="3"/>
+    </w:lvlOverride>
+    <w:lvlOverride w:ilvl="5">
+      <w:startOverride w:val="3"/>
+    </w:lvlOverride>
+    <w:lvlOverride w:ilvl="6">
+      <w:startOverride w:val="3"/>
+    </w:lvlOverride>
+    <w:lvlOverride w:ilvl="7">
+      <w:startOverride w:val="3"/>
+    </w:lvlOverride>
+    <w:lvlOverride w:ilvl="8">
+      <w:startOverride w:val="3"/>
+    </w:lvlOverride>
   </w:num>
   <w:num w:numId="1004">
-    <w:abstractNumId w:val="991"/>
-  </w:num>
-  <w:num w:numId="1005">
-    <w:abstractNumId w:val="991"/>
-  </w:num>
-  <w:num w:numId="1006">
-    <w:abstractNumId w:val="991"/>
-  </w:num>
-  <w:num w:numId="1007">
-    <w:abstractNumId w:val="991"/>
+    <w:abstractNumId w:val="99414"/>
+    <w:lvlOverride w:ilvl="0">
+      <w:startOverride w:val="4"/>
+    </w:lvlOverride>
+    <w:lvlOverride w:ilvl="1">
+      <w:startOverride w:val="4"/>
+    </w:lvlOverride>
+    <w:lvlOverride w:ilvl="2">
+      <w:startOverride w:val="4"/>
+    </w:lvlOverride>
+    <w:lvlOverride w:ilvl="3">
+      <w:startOverride w:val="4"/>
+    </w:lvlOverride>
+    <w:lvlOverride w:ilvl="4">
+      <w:startOverride w:val="4"/>
+    </w:lvlOverride>
+    <w:lvlOverride w:ilvl="5">
+      <w:startOverride w:val="4"/>
+    </w:lvlOverride>
+    <w:lvlOverride w:ilvl="6">
+      <w:startOverride w:val="4"/>
+    </w:lvlOverride>
+    <w:lvlOverride w:ilvl="7">
+      <w:startOverride w:val="4"/>
+    </w:lvlOverride>
+    <w:lvlOverride w:ilvl="8">
+      <w:startOverride w:val="4"/>
+    </w:lvlOverride>
   </w:num>
 </w:numbering>
 </file>
